--- a/Ridhumiga_J_Online_Shopping_Database_Report.docx
+++ b/Ridhumiga_J_Online_Shopping_Database_Report.docx
@@ -521,7 +521,7 @@
               <w:rPr>
                 <w:sz w:val="20"/>
               </w:rPr>
-              <w:t>https://github.com/your-username/online-shopping-dba</w:t>
+              <w:t>https://github.com/ridhumigaa/Qorvae_Commerce_Hackathon.git</w:t>
             </w:r>
           </w:p>
         </w:tc>
